--- a/SheliaSportsman_Prog_Ex07_TD.docx
+++ b/SheliaSportsman_Prog_Ex07_TD.docx
@@ -8,17 +8,8 @@
           <w:b/>
           <w:bCs/>
         </w:rPr>
-        <w:t xml:space="preserve">Technical Design Document: </w:t>
-      </w:r>
-      <w:proofErr w:type="spellStart"/>
-      <w:r>
-        <w:rPr>
-          <w:b/>
-          <w:bCs/>
-        </w:rPr>
-        <w:t>sentence_splitter</w:t>
-      </w:r>
-      <w:proofErr w:type="spellEnd"/>
+        <w:t>Technical Design Document: sentence_splitter</w:t>
+      </w:r>
     </w:p>
     <w:p>
       <w:r>
@@ -42,7 +33,13 @@
         <w:t>Date:</w:t>
       </w:r>
       <w:r>
-        <w:t xml:space="preserve"> March 8, 2026</w:t>
+        <w:t xml:space="preserve"> March </w:t>
+      </w:r>
+      <w:r>
+        <w:t>16</w:t>
+      </w:r>
+      <w:r>
+        <w:t>, 2026</w:t>
       </w:r>
     </w:p>
     <w:p>
@@ -65,17 +62,8 @@
           <w:b/>
           <w:bCs/>
         </w:rPr>
-        <w:t xml:space="preserve">Function: </w:t>
-      </w:r>
-      <w:proofErr w:type="spellStart"/>
-      <w:r>
-        <w:rPr>
-          <w:b/>
-          <w:bCs/>
-        </w:rPr>
-        <w:t>get_paragraph</w:t>
-      </w:r>
-      <w:proofErr w:type="spellEnd"/>
+        <w:t>Function: get_paragraph</w:t>
+      </w:r>
     </w:p>
     <w:p>
       <w:r>
@@ -117,22 +105,10 @@
           <w:b/>
           <w:bCs/>
         </w:rPr>
-        <w:t>paragraph (</w:t>
-      </w:r>
-      <w:proofErr w:type="gramStart"/>
-      <w:r>
-        <w:rPr>
-          <w:b/>
-          <w:bCs/>
-        </w:rPr>
-        <w:t>str)</w:t>
-      </w:r>
-      <w:r>
-        <w:t xml:space="preserve"> —</w:t>
-      </w:r>
-      <w:proofErr w:type="gramEnd"/>
-      <w:r>
-        <w:t xml:space="preserve"> Stores the paragraph entered by the user.</w:t>
+        <w:t>paragraph (str)</w:t>
+      </w:r>
+      <w:r>
+        <w:t xml:space="preserve"> — Stores the paragraph entered by the user.</w:t>
       </w:r>
     </w:p>
     <w:p>
@@ -197,17 +173,8 @@
           <w:b/>
           <w:bCs/>
         </w:rPr>
-        <w:t xml:space="preserve">Function: </w:t>
-      </w:r>
-      <w:proofErr w:type="spellStart"/>
-      <w:r>
-        <w:rPr>
-          <w:b/>
-          <w:bCs/>
-        </w:rPr>
-        <w:t>split_sentences</w:t>
-      </w:r>
-      <w:proofErr w:type="spellEnd"/>
+        <w:t>Function: split_sentences</w:t>
+      </w:r>
     </w:p>
     <w:p>
       <w:r>
@@ -249,22 +216,10 @@
           <w:b/>
           <w:bCs/>
         </w:rPr>
-        <w:t>text (</w:t>
-      </w:r>
-      <w:proofErr w:type="gramStart"/>
-      <w:r>
-        <w:rPr>
-          <w:b/>
-          <w:bCs/>
-        </w:rPr>
-        <w:t>str)</w:t>
-      </w:r>
-      <w:r>
-        <w:t xml:space="preserve"> —</w:t>
-      </w:r>
-      <w:proofErr w:type="gramEnd"/>
-      <w:r>
-        <w:t xml:space="preserve"> The paragraph entered by the user.</w:t>
+        <w:t>text (str)</w:t>
+      </w:r>
+      <w:r>
+        <w:t xml:space="preserve"> — The paragraph entered by the user.</w:t>
       </w:r>
     </w:p>
     <w:p>
@@ -288,22 +243,10 @@
           <w:b/>
           <w:bCs/>
         </w:rPr>
-        <w:t>pattern (</w:t>
-      </w:r>
-      <w:proofErr w:type="gramStart"/>
-      <w:r>
-        <w:rPr>
-          <w:b/>
-          <w:bCs/>
-        </w:rPr>
-        <w:t>str)</w:t>
-      </w:r>
-      <w:r>
-        <w:t xml:space="preserve"> —</w:t>
-      </w:r>
-      <w:proofErr w:type="gramEnd"/>
-      <w:r>
-        <w:t xml:space="preserve"> The regex pattern used to identify sentences.</w:t>
+        <w:t>pattern (str)</w:t>
+      </w:r>
+      <w:r>
+        <w:t xml:space="preserve"> — The regex pattern used to identify sentences.</w:t>
       </w:r>
     </w:p>
     <w:p>
@@ -319,22 +262,10 @@
           <w:bCs/>
         </w:rPr>
         <w:lastRenderedPageBreak/>
-        <w:t>sentences (</w:t>
-      </w:r>
-      <w:proofErr w:type="gramStart"/>
-      <w:r>
-        <w:rPr>
-          <w:b/>
-          <w:bCs/>
-        </w:rPr>
-        <w:t>list)</w:t>
-      </w:r>
-      <w:r>
-        <w:t xml:space="preserve"> —</w:t>
-      </w:r>
-      <w:proofErr w:type="gramEnd"/>
-      <w:r>
-        <w:t xml:space="preserve"> A list of extracted sentences.</w:t>
+        <w:t>sentences (list)</w:t>
+      </w:r>
+      <w:r>
+        <w:t xml:space="preserve"> — A list of extracted sentences.</w:t>
       </w:r>
     </w:p>
     <w:p>
@@ -365,17 +296,7 @@
         </w:numPr>
       </w:pPr>
       <w:r>
-        <w:t xml:space="preserve">Use </w:t>
-      </w:r>
-      <w:proofErr w:type="spellStart"/>
-      <w:proofErr w:type="gramStart"/>
-      <w:r>
-        <w:t>re.findall</w:t>
-      </w:r>
-      <w:proofErr w:type="spellEnd"/>
-      <w:proofErr w:type="gramEnd"/>
-      <w:r>
-        <w:t>() to extract all sentences from the paragraph.</w:t>
+        <w:t>Use re.findall() to extract all sentences from the paragraph.</w:t>
       </w:r>
     </w:p>
     <w:p>
@@ -420,17 +341,8 @@
           <w:b/>
           <w:bCs/>
         </w:rPr>
-        <w:t xml:space="preserve">Function: </w:t>
-      </w:r>
-      <w:proofErr w:type="spellStart"/>
-      <w:r>
-        <w:rPr>
-          <w:b/>
-          <w:bCs/>
-        </w:rPr>
-        <w:t>display_results</w:t>
-      </w:r>
-      <w:proofErr w:type="spellEnd"/>
+        <w:t>Function: display_results</w:t>
+      </w:r>
     </w:p>
     <w:p>
       <w:r>
@@ -458,22 +370,10 @@
           <w:b/>
           <w:bCs/>
         </w:rPr>
-        <w:t>sentences (</w:t>
-      </w:r>
-      <w:proofErr w:type="gramStart"/>
-      <w:r>
-        <w:rPr>
-          <w:b/>
-          <w:bCs/>
-        </w:rPr>
-        <w:t>list)</w:t>
-      </w:r>
-      <w:r>
-        <w:t xml:space="preserve"> —</w:t>
-      </w:r>
-      <w:proofErr w:type="gramEnd"/>
-      <w:r>
-        <w:t xml:space="preserve"> The list of extracted sentences.</w:t>
+        <w:t>sentences (list)</w:t>
+      </w:r>
+      <w:r>
+        <w:t xml:space="preserve"> — The list of extracted sentences.</w:t>
       </w:r>
     </w:p>
     <w:p>
@@ -529,15 +429,7 @@
         </w:numPr>
       </w:pPr>
       <w:r>
-        <w:t xml:space="preserve">Print the total number of sentences using </w:t>
-      </w:r>
-      <w:proofErr w:type="spellStart"/>
-      <w:r>
-        <w:t>len</w:t>
-      </w:r>
-      <w:proofErr w:type="spellEnd"/>
-      <w:r>
-        <w:t>(sentences).</w:t>
+        <w:t>Print the total number of sentences using len(sentences).</w:t>
       </w:r>
     </w:p>
     <w:p>
@@ -603,38 +495,10 @@
           <w:b/>
           <w:bCs/>
         </w:rPr>
-        <w:t>paragraph (</w:t>
-      </w:r>
-      <w:proofErr w:type="gramStart"/>
-      <w:r>
-        <w:rPr>
-          <w:b/>
-          <w:bCs/>
-        </w:rPr>
-        <w:t>str)</w:t>
-      </w:r>
-      <w:r>
-        <w:t xml:space="preserve"> —</w:t>
-      </w:r>
-      <w:proofErr w:type="gramEnd"/>
-      <w:r>
-        <w:t xml:space="preserve"> The paragraph returned from </w:t>
-      </w:r>
-      <w:proofErr w:type="spellStart"/>
-      <w:r>
-        <w:t>get_</w:t>
-      </w:r>
-      <w:proofErr w:type="gramStart"/>
-      <w:r>
-        <w:t>paragraph</w:t>
-      </w:r>
-      <w:proofErr w:type="spellEnd"/>
-      <w:r>
-        <w:t>(</w:t>
-      </w:r>
-      <w:proofErr w:type="gramEnd"/>
-      <w:r>
-        <w:t>).</w:t>
+        <w:t>paragraph (str)</w:t>
+      </w:r>
+      <w:r>
+        <w:t xml:space="preserve"> — The paragraph returned from get_paragraph().</w:t>
       </w:r>
     </w:p>
     <w:p>
@@ -650,38 +514,10 @@
           <w:bCs/>
         </w:rPr>
         <w:lastRenderedPageBreak/>
-        <w:t>sentences (</w:t>
-      </w:r>
-      <w:proofErr w:type="gramStart"/>
-      <w:r>
-        <w:rPr>
-          <w:b/>
-          <w:bCs/>
-        </w:rPr>
-        <w:t>list)</w:t>
-      </w:r>
-      <w:r>
-        <w:t xml:space="preserve"> —</w:t>
-      </w:r>
-      <w:proofErr w:type="gramEnd"/>
-      <w:r>
-        <w:t xml:space="preserve"> The list returned from </w:t>
-      </w:r>
-      <w:proofErr w:type="spellStart"/>
-      <w:r>
-        <w:t>split_</w:t>
-      </w:r>
-      <w:proofErr w:type="gramStart"/>
-      <w:r>
-        <w:t>sentences</w:t>
-      </w:r>
-      <w:proofErr w:type="spellEnd"/>
-      <w:r>
-        <w:t>(</w:t>
-      </w:r>
-      <w:proofErr w:type="gramEnd"/>
-      <w:r>
-        <w:t>).</w:t>
+        <w:t>sentences (list)</w:t>
+      </w:r>
+      <w:r>
+        <w:t xml:space="preserve"> — The list returned from split_sentences().</w:t>
       </w:r>
     </w:p>
     <w:p>
@@ -701,23 +537,7 @@
         </w:numPr>
       </w:pPr>
       <w:r>
-        <w:t xml:space="preserve">Call </w:t>
-      </w:r>
-      <w:proofErr w:type="spellStart"/>
-      <w:r>
-        <w:t>get_</w:t>
-      </w:r>
-      <w:proofErr w:type="gramStart"/>
-      <w:r>
-        <w:t>paragraph</w:t>
-      </w:r>
-      <w:proofErr w:type="spellEnd"/>
-      <w:r>
-        <w:t>(</w:t>
-      </w:r>
-      <w:proofErr w:type="gramEnd"/>
-      <w:r>
-        <w:t>) to collect user input.</w:t>
+        <w:t>Call get_paragraph() to collect user input.</w:t>
       </w:r>
     </w:p>
     <w:p>
@@ -728,23 +548,7 @@
         </w:numPr>
       </w:pPr>
       <w:r>
-        <w:t xml:space="preserve">Pass the paragraph to </w:t>
-      </w:r>
-      <w:proofErr w:type="spellStart"/>
-      <w:r>
-        <w:t>split_</w:t>
-      </w:r>
-      <w:proofErr w:type="gramStart"/>
-      <w:r>
-        <w:t>sentences</w:t>
-      </w:r>
-      <w:proofErr w:type="spellEnd"/>
-      <w:r>
-        <w:t>(</w:t>
-      </w:r>
-      <w:proofErr w:type="gramEnd"/>
-      <w:r>
-        <w:t>) and store the returned list.</w:t>
+        <w:t>Pass the paragraph to split_sentences() and store the returned list.</w:t>
       </w:r>
     </w:p>
     <w:p>
@@ -755,23 +559,7 @@
         </w:numPr>
       </w:pPr>
       <w:r>
-        <w:t xml:space="preserve">Call </w:t>
-      </w:r>
-      <w:proofErr w:type="spellStart"/>
-      <w:r>
-        <w:t>display_</w:t>
-      </w:r>
-      <w:proofErr w:type="gramStart"/>
-      <w:r>
-        <w:t>results</w:t>
-      </w:r>
-      <w:proofErr w:type="spellEnd"/>
-      <w:r>
-        <w:t>(</w:t>
-      </w:r>
-      <w:proofErr w:type="gramEnd"/>
-      <w:r>
-        <w:t>) to show the sentences and count.</w:t>
+        <w:t>Call display_results() to show the sentences and count.</w:t>
       </w:r>
     </w:p>
     <w:p>
@@ -835,14 +623,11 @@
     </w:p>
     <w:p>
       <w:r>
-        <w:rPr>
-          <w:noProof/>
-        </w:rPr>
         <w:drawing>
-          <wp:inline distT="0" distB="0" distL="0" distR="0" wp14:anchorId="4594D206" wp14:editId="15D2837B">
-            <wp:extent cx="5943600" cy="1249680"/>
-            <wp:effectExtent l="0" t="0" r="0" b="7620"/>
-            <wp:docPr id="1769011927" name="Picture 1"/>
+          <wp:inline distT="0" distB="0" distL="0" distR="0" wp14:anchorId="5E5F7D7C" wp14:editId="76924EB1">
+            <wp:extent cx="5943600" cy="1810385"/>
+            <wp:effectExtent l="0" t="0" r="0" b="0"/>
+            <wp:docPr id="789005779" name="Picture 1"/>
             <wp:cNvGraphicFramePr>
               <a:graphicFrameLocks xmlns:a="http://schemas.openxmlformats.org/drawingml/2006/main" noChangeAspect="1"/>
             </wp:cNvGraphicFramePr>
@@ -850,7 +635,7 @@
               <a:graphicData uri="http://schemas.openxmlformats.org/drawingml/2006/picture">
                 <pic:pic xmlns:pic="http://schemas.openxmlformats.org/drawingml/2006/picture">
                   <pic:nvPicPr>
-                    <pic:cNvPr id="1769011927" name=""/>
+                    <pic:cNvPr id="789005779" name=""/>
                     <pic:cNvPicPr/>
                   </pic:nvPicPr>
                   <pic:blipFill>
@@ -862,7 +647,7 @@
                   <pic:spPr>
                     <a:xfrm>
                       <a:off x="0" y="0"/>
-                      <a:ext cx="5943600" cy="1249680"/>
+                      <a:ext cx="5943600" cy="1810385"/>
                     </a:xfrm>
                     <a:prstGeom prst="rect">
                       <a:avLst/>
